--- a/docs/HMDA_Project_Master_Main.docx
+++ b/docs/HMDA_Project_Master_Main.docx
@@ -43,25 +43,9 @@
         <w:jc w:val="center"/>
       </w:pPr>
       <w:r>
-        <w:rPr>
-          <w:b w:val="0"/>
-        </w:rPr>
         <w:t>DAP391m  ·  AI2003  ·  Group 2</w:t>
         <w:br/>
-        <w:t xml:space="preserve">Phiên bản 1.1  ·  </w:t>
-      </w:r>
-      <w:r>
-        <w:rPr>
-          <w:rFonts w:ascii="Consolas" w:hAnsi="Consolas" w:eastAsia="Consolas"/>
-          <w:b w:val="0"/>
-          <w:sz w:val="18"/>
-        </w:rPr>
-        <w:t>09/09/2026</w:t>
-      </w:r>
-      <w:r>
-        <w:rPr>
-          <w:b w:val="0"/>
-        </w:rPr>
+        <w:t>Phiên bản 1.2  ·  11/09/2026</w:t>
         <w:br/>
         <w:t>9 phase  ·  Thời lượng 10 tuần</w:t>
       </w:r>
@@ -335,6 +319,32 @@
       </w:r>
     </w:p>
     <w:p>
+      <w:pPr>
+        <w:pStyle w:val="Heading2"/>
+      </w:pPr>
+      <w:r>
+        <w:t>Bối cảnh kinh doanh và vấn đề nghiên cứu</w:t>
+      </w:r>
+    </w:p>
+    <w:p>
+      <w:pPr/>
+      <w:r>
+        <w:t>Trong cho vay thế chấp, hồ sơ được phê duyệt chưa chắc trở thành một khoản vay được phát sinh. HMDA phân biệt Loan originated, Application approved but not accepted và Application denied. Theo Regulation C, lớp approved but not accepted chỉ được dùng sau khi tổ chức tài chính đã đưa ra quyết định phê duyệt trước closing hoặc mở tài khoản, nhưng người nộp đơn không phản hồi, không tiếp tục với đề nghị hoặc khoản vay không được hoàn tất; nếu điều kiện underwriting hoặc creditworthiness chưa được đáp ứng thì cách báo cáo có thể thuộc denied, withdrawn hoặc closed for incompleteness theo tình huống.</w:t>
+      </w:r>
+    </w:p>
+    <w:p>
+      <w:pPr/>
+      <w:r>
+        <w:t>Ba trạng thái phản ánh hai vấn đề kinh doanh khác nhau. Thứ nhất là kết quả credit decision: hồ sơ được phê duyệt hay bị từ chối. Thứ hai là post-approval conversion: hồ sơ đã được phê duyệt có đi đến origination hay trở thành fallout trước closing. Hồ sơ không đi đến closing có thể làm sai dự báo khối lượng phát sinh và, đối với phần pipeline đã khóa lãi suất hoặc có cam kết thị trường thứ cấp, tạo thêm rủi ro quản trị pipeline. Dự án không giả định mọi hồ sơ lớp 2 đều đã khóa lãi suất và không dùng HMDA để định lượng chi phí hoặc doanh thu bị mất.</w:t>
+      </w:r>
+    </w:p>
+    <w:p>
+      <w:pPr/>
+      <w:r>
+        <w:t>Vì vậy, mô hình ba lớp được dùng để phân loại và audit trạng thái xử lý lịch sử trong cùng một khung thực nghiệm. RQ1 đánh giá khả năng phân biệt cả denial và post-approval fallout; RQ2 kiểm tra các đặc trưng quan sát được gắn với dự đoán của từng lớp; RQ3 xem hiệu năng, tỷ lệ nhãn và tỷ lệ dự đoán có che khuất chênh lệch giữa Male và Female ở toàn bang hoặc trong các county hay không. New York và năm 2024 xác định phạm vi thực nghiệm; chúng không phải nguyên nhân kinh doanh của nghiên cứu. Căn cứ nguồn và giới hạn diễn giải được ghi tại Project Planning v1.2, mục 12.</w:t>
+      </w:r>
+    </w:p>
+    <w:p>
       <w:r>
         <w:rPr>
           <w:b/>
@@ -361,7 +371,7 @@
         <w:rPr>
           <w:b w:val="0"/>
         </w:rPr>
-        <w:t>Giữ bài toán và ba RQ từ Project Planning v1.1, cùng kiến trúc đã thống nhất cho HMDA. Riêng phương án data preprocessing được để trống: chỉ quyết định sau phân tích và kiểm tra dữ liệu. Mọi thay đổi phạm vi hoặc protocol phải có phiên bản trước thực nghiệm liên quan.</w:t>
+        <w:t>Giữ bài toán và ba RQ từ Project Planning v1.2, cùng kiến trúc đã thống nhất cho HMDA. Riêng phương án data preprocessing được để trống: chỉ quyết định sau phân tích và kiểm tra dữ liệu. Mọi thay đổi phạm vi hoặc protocol phải có phiên bản trước thực nghiệm liên quan.</w:t>
       </w:r>
     </w:p>
     <w:p>
@@ -888,15 +898,8 @@
             </w:tcBorders>
           </w:tcPr>
           <w:p>
-            <w:pPr>
-              <w:spacing w:after="20" w:before="0" w:line="240" w:lineRule="auto"/>
-            </w:pPr>
-            <w:r>
-              <w:rPr>
-                <w:b w:val="0"/>
-                <w:sz w:val="18"/>
-              </w:rPr>
-              <w:t>Hồ sơ được chấp thuận nhưng người nộp không chấp nhận.</w:t>
+            <w:r>
+              <w:t>Hồ sơ đã được phê duyệt trước closing hoặc account opening nhưng người nộp đơn/bên nhận hồ sơ không phản hồi, hoặc khoản vay không được hoàn tất. HMDA không cho biết nguyên nhân cụ thể của từng hồ sơ.</w:t>
             </w:r>
           </w:p>
         </w:tc>
@@ -7710,7 +7713,7 @@
         <w:rPr>
           <w:b w:val="0"/>
         </w:rPr>
-        <w:t xml:space="preserve"> Project Planning v1.1 và các quyết định kiến trúc đã thống nhất.</w:t>
+        <w:t xml:space="preserve"> Project Planning v1.2 và các quyết định kiến trúc đã thống nhất.</w:t>
       </w:r>
     </w:p>
     <w:p>
@@ -19121,38 +19124,7 @@
     </w:p>
     <w:p>
       <w:r>
-        <w:rPr>
-          <w:b w:val="0"/>
-        </w:rPr>
-        <w:t xml:space="preserve">S1. </w:t>
-      </w:r>
-      <w:r>
-        <w:rPr>
-          <w:rFonts w:ascii="Consolas" w:hAnsi="Consolas" w:eastAsia="Consolas"/>
-          <w:b w:val="0"/>
-          <w:sz w:val="18"/>
-        </w:rPr>
-        <w:t>HMDA_New_York_Project_Planning.docx</w:t>
-      </w:r>
-      <w:r>
-        <w:rPr>
-          <w:b w:val="0"/>
-        </w:rPr>
-        <w:t xml:space="preserve">, v1.1, ngày </w:t>
-      </w:r>
-      <w:r>
-        <w:rPr>
-          <w:rFonts w:ascii="Consolas" w:hAnsi="Consolas" w:eastAsia="Consolas"/>
-          <w:b w:val="0"/>
-          <w:sz w:val="18"/>
-        </w:rPr>
-        <w:t>08/09/2026</w:t>
-      </w:r>
-      <w:r>
-        <w:rPr>
-          <w:b w:val="0"/>
-        </w:rPr>
-        <w:t>, trong cùng thư mục docs: căn cứ RQ1–RQ3, bộ cột, protocol, issue và mốc học phần. Bản master cụ thể hóa cách triển khai; các điều chỉnh kiến trúc theo S2.</w:t>
+        <w:t>S1. HMDA_New_York_Project_Planning.docx, v1.2, ngày 11/09/2026, trong cùng thư mục docs: căn cứ RQ1–RQ3, bộ cột, protocol, issue và mốc học phần. Bản master cụ thể hóa cách triển khai; các điều chỉnh kiến trúc theo S2.</w:t>
       </w:r>
     </w:p>
     <w:p>
